--- a/docs/build/Build_Readiness_Pack.docx
+++ b/docs/build/Build_Readiness_Pack.docx
@@ -34,7 +34,7 @@
       </w:pPr>
       <w:bookmarkStart w:id="20" w:name="X38639448bcc8e4275fd039b547a8dd51dd5661d"/>
       <w:r>
-        <w:t xml:space="preserve">KRISHI-VERSE — BUILD PLAN (turning the skeleton into the platform)</w:t>
+        <w:t xml:space="preserve">KRISHALAYA — BUILD PLAN (turning the skeleton into the platform)</w:t>
       </w:r>
       <w:bookmarkEnd w:id="20"/>
     </w:p>
@@ -2014,7 +2014,7 @@
         <w:t xml:space="preserve"> </w:t>
       </w:r>
       <w:r>
-        <w:t xml:space="preserve">module of Krishi-Verse, a multi-tenant</w:t>
+        <w:t xml:space="preserve">module of Krishalaya, a multi-tenant</w:t>
       </w:r>
       <w:r>
         <w:t xml:space="preserve"> </w:t>
